--- a/public/gallery/examples/account-executive/no/resume.docx
+++ b/public/gallery/examples/account-executive/no/resume.docx
@@ -66,7 +66,7 @@
         </w:rPr>
         <w:t xml:space="preserve">📧 </w:t>
       </w:r>
-      <w:hyperlink w:history="1" r:id="rIdlfhbb9rnocv_t2egs5y9u">
+      <w:hyperlink w:history="1" r:id="rIdpilkla-ihrpem-f8ezihc">
         <w:r>
           <w:rPr>
             <w:sz w:val="18"/>
@@ -89,7 +89,7 @@
         </w:rPr>
         <w:t xml:space="preserve">🔗 </w:t>
       </w:r>
-      <w:hyperlink w:history="1" r:id="rIdnqujkpdyh1etzscbffldc">
+      <w:hyperlink w:history="1" r:id="rIddr8b63exy5mu5rpohgzap">
         <w:r>
           <w:rPr>
             <w:sz w:val="18"/>
@@ -124,7 +124,7 @@
         <w:spacing w:after="200" w:line="276"/>
         <w:jc w:val="center"/>
       </w:pPr>
-      <w:hyperlink w:history="1" r:id="rIdvwavcsbyk4mmkekccsw2w">
+      <w:hyperlink w:history="1" r:id="rIdt9wfmjkhdf1aps7j4pw1w">
         <w:r>
           <w:rPr>
             <w:sz w:val="18"/>
@@ -140,7 +140,7 @@
         </w:rPr>
         <w:t xml:space="preserve"> • </w:t>
       </w:r>
-      <w:hyperlink w:history="1" r:id="rIdnn_kwggfgntbnyh6klrjp">
+      <w:hyperlink w:history="1" r:id="rIdr6udwrjqikfnghrve2bmn">
         <w:r>
           <w:rPr>
             <w:sz w:val="18"/>
@@ -287,7 +287,7 @@
         </w:rPr>
         <w:t xml:space="preserve">	</w:t>
       </w:r>
-      <w:hyperlink w:history="1" r:id="rIda_oagt5zoow8hdvrzmswf">
+      <w:hyperlink w:history="1" r:id="rIdsrv4gckbv9qvcxkhn8doz">
         <w:r>
           <w:rPr>
             <w:sz w:val="18"/>
@@ -450,7 +450,7 @@
         </w:rPr>
         <w:t xml:space="preserve">	</w:t>
       </w:r>
-      <w:hyperlink w:history="1" r:id="rIdgfpoa8l2-zus8p0sonj2l">
+      <w:hyperlink w:history="1" r:id="rIdoom7hdry6dv-fzdqh5mkp">
         <w:r>
           <w:rPr>
             <w:sz w:val="18"/>
@@ -632,7 +632,7 @@
         </w:rPr>
         <w:t xml:space="preserve">	</w:t>
       </w:r>
-      <w:hyperlink w:history="1" r:id="rIdpk-y6ouwyn7qjny9jqdh7">
+      <w:hyperlink w:history="1" r:id="rIdn6zrlsq-j6kup5zxpa2lm">
         <w:r>
           <w:rPr>
             <w:sz w:val="18"/>
@@ -1105,7 +1105,7 @@
         </w:rPr>
         <w:t xml:space="preserve">	</w:t>
       </w:r>
-      <w:hyperlink w:history="1" r:id="rIdauxo5aq0iclymt2e1yrmj">
+      <w:hyperlink w:history="1" r:id="rIdwrwgbo9chwfwl8ivc4ycp">
         <w:r>
           <w:rPr>
             <w:sz w:val="18"/>
@@ -1171,7 +1171,7 @@
         </w:rPr>
         <w:t xml:space="preserve">	</w:t>
       </w:r>
-      <w:hyperlink w:history="1" r:id="rIdoycqipbrzvfqdvaphhmo-">
+      <w:hyperlink w:history="1" r:id="rIdgy30ayzt-vrqwrb-l_lfu">
         <w:r>
           <w:rPr>
             <w:sz w:val="18"/>
@@ -1256,7 +1256,7 @@
         </w:rPr>
         <w:t xml:space="preserve">	</w:t>
       </w:r>
-      <w:hyperlink w:history="1" r:id="rId6de4etj2au-xkci6xctzh">
+      <w:hyperlink w:history="1" r:id="rId5xzdubmu2guj5rtalbwbh">
         <w:r>
           <w:rPr>
             <w:sz w:val="18"/>
@@ -1379,7 +1379,7 @@
         </w:rPr>
         <w:t xml:space="preserve">	</w:t>
       </w:r>
-      <w:hyperlink w:history="1" r:id="rIduitpuk9zsrvwsgckrgaqw">
+      <w:hyperlink w:history="1" r:id="rIdu-_mtcv1mg63pwt3apxzh">
         <w:r>
           <w:rPr>
             <w:sz w:val="18"/>
@@ -1603,7 +1603,7 @@
         </w:rPr>
         <w:t xml:space="preserve">	</w:t>
       </w:r>
-      <w:hyperlink w:history="1" r:id="rIdui45_7ci0jnxv-vwe0mw7">
+      <w:hyperlink w:history="1" r:id="rIdqvfuzsb53fqwbejbxhzo_">
         <w:r>
           <w:rPr>
             <w:sz w:val="18"/>
